--- a/Lab2/СИИ ИСТбд-31 Саранцев Семён ЛР 2.docx
+++ b/Lab2/СИИ ИСТбд-31 Саранцев Семён ЛР 2.docx
@@ -675,6 +675,15 @@
           <w:lang w:val="ru-RU"/>
         </w:rPr>
         <w:t>итеративный метод K-средних.</w:t>
+      </w:r>
+      <w:r>
+        <w:rPr>
+          <w:rFonts w:ascii="Times New Roman" w:hAnsi="Times New Roman" w:cs="Times New Roman"/>
+          <w:sz w:val="28"/>
+          <w:szCs w:val="28"/>
+          <w:lang w:val="ru-RU"/>
+        </w:rPr>
+        <w:t xml:space="preserve"> </w:t>
       </w:r>
     </w:p>
     <w:p>
@@ -11869,14 +11878,1277 @@
         <w:jc w:val="both"/>
         <w:rPr>
           <w:rFonts w:ascii="Times New Roman" w:eastAsia="Times New Roman" w:hAnsi="Times New Roman" w:cs="Times New Roman"/>
-          <w:b/>
-          <w:bCs/>
-          <w:sz w:val="28"/>
-          <w:szCs w:val="28"/>
-          <w:lang w:val="ru-RU"/>
-        </w:rPr>
-      </w:pPr>
-      <w:r>
+          <w:i/>
+          <w:iCs/>
+          <w:sz w:val="24"/>
+          <w:szCs w:val="24"/>
+          <w:lang w:val="ru-RU"/>
+        </w:rPr>
+      </w:pPr>
+      <w:r>
+        <w:rPr>
+          <w:rFonts w:ascii="Times New Roman" w:eastAsia="Times New Roman" w:hAnsi="Times New Roman" w:cs="Times New Roman"/>
+          <w:i/>
+          <w:iCs/>
+          <w:sz w:val="24"/>
+          <w:szCs w:val="24"/>
+          <w:lang w:val="ru-RU"/>
+        </w:rPr>
+        <w:t xml:space="preserve">Таблица 1. По тесту </w:t>
+      </w:r>
+      <w:r>
+        <w:rPr>
+          <w:rFonts w:ascii="Times New Roman" w:eastAsia="Times New Roman" w:hAnsi="Times New Roman" w:cs="Times New Roman"/>
+          <w:i/>
+          <w:iCs/>
+          <w:sz w:val="24"/>
+          <w:szCs w:val="24"/>
+          <w:lang w:val="ru-RU"/>
+        </w:rPr>
+        <w:t>2</w:t>
+      </w:r>
+      <w:r>
+        <w:rPr>
+          <w:rFonts w:ascii="Times New Roman" w:eastAsia="Times New Roman" w:hAnsi="Times New Roman" w:cs="Times New Roman"/>
+          <w:i/>
+          <w:iCs/>
+          <w:sz w:val="24"/>
+          <w:szCs w:val="24"/>
+          <w:lang w:val="ru-RU"/>
+        </w:rPr>
+        <w:t>.</w:t>
+      </w:r>
+    </w:p>
+    <w:tbl>
+      <w:tblPr>
+        <w:tblStyle w:val="ac"/>
+        <w:tblpPr w:leftFromText="180" w:rightFromText="180" w:vertAnchor="text" w:horzAnchor="margin" w:tblpX="-10" w:tblpY="170"/>
+        <w:tblW w:w="9498" w:type="dxa"/>
+        <w:tblLook w:val="04A0" w:firstRow="1" w:lastRow="0" w:firstColumn="1" w:lastColumn="0" w:noHBand="0" w:noVBand="1"/>
+      </w:tblPr>
+      <w:tblGrid>
+        <w:gridCol w:w="2199"/>
+        <w:gridCol w:w="1153"/>
+        <w:gridCol w:w="1329"/>
+        <w:gridCol w:w="1196"/>
+        <w:gridCol w:w="1316"/>
+        <w:gridCol w:w="2305"/>
+      </w:tblGrid>
+      <w:tr>
+        <w:tc>
+          <w:tcPr>
+            <w:tcW w:w="1637" w:type="dxa"/>
+          </w:tcPr>
+          <w:p>
+            <w:pPr>
+              <w:spacing w:line="360" w:lineRule="auto"/>
+              <w:contextualSpacing/>
+              <w:rPr>
+                <w:sz w:val="24"/>
+                <w:szCs w:val="24"/>
+              </w:rPr>
+            </w:pPr>
+            <w:r>
+              <w:rPr>
+                <w:sz w:val="24"/>
+                <w:szCs w:val="24"/>
+              </w:rPr>
+              <w:t>Метод</w:t>
+            </w:r>
+          </w:p>
+        </w:tc>
+        <w:tc>
+          <w:tcPr>
+            <w:tcW w:w="1173" w:type="dxa"/>
+          </w:tcPr>
+          <w:p>
+            <w:pPr>
+              <w:spacing w:line="360" w:lineRule="auto"/>
+              <w:contextualSpacing/>
+              <w:rPr>
+                <w:sz w:val="24"/>
+                <w:szCs w:val="24"/>
+              </w:rPr>
+            </w:pPr>
+            <w:r>
+              <w:rPr>
+                <w:sz w:val="24"/>
+                <w:szCs w:val="24"/>
+                <w:lang w:val="en-US"/>
+              </w:rPr>
+              <w:t>N-</w:t>
+            </w:r>
+            <w:r>
+              <w:rPr>
+                <w:sz w:val="24"/>
+                <w:szCs w:val="24"/>
+              </w:rPr>
+              <w:t xml:space="preserve"> городов</w:t>
+            </w:r>
+          </w:p>
+        </w:tc>
+        <w:tc>
+          <w:tcPr>
+            <w:tcW w:w="1329" w:type="dxa"/>
+          </w:tcPr>
+          <w:p>
+            <w:pPr>
+              <w:spacing w:line="360" w:lineRule="auto"/>
+              <w:contextualSpacing/>
+              <w:rPr>
+                <w:sz w:val="24"/>
+                <w:szCs w:val="24"/>
+              </w:rPr>
+            </w:pPr>
+            <w:r>
+              <w:rPr>
+                <w:sz w:val="24"/>
+                <w:szCs w:val="24"/>
+                <w:lang w:val="en-US"/>
+              </w:rPr>
+              <w:t>K -</w:t>
+            </w:r>
+            <w:r>
+              <w:rPr>
+                <w:sz w:val="24"/>
+                <w:szCs w:val="24"/>
+                <w:lang w:val="en-US"/>
+              </w:rPr>
+              <w:br/>
+            </w:r>
+            <w:r>
+              <w:rPr>
+                <w:sz w:val="24"/>
+                <w:szCs w:val="24"/>
+              </w:rPr>
+              <w:t>кластеров</w:t>
+            </w:r>
+          </w:p>
+        </w:tc>
+        <w:tc>
+          <w:tcPr>
+            <w:tcW w:w="1196" w:type="dxa"/>
+          </w:tcPr>
+          <w:p>
+            <w:pPr>
+              <w:spacing w:line="360" w:lineRule="auto"/>
+              <w:contextualSpacing/>
+              <w:rPr>
+                <w:sz w:val="24"/>
+                <w:szCs w:val="24"/>
+              </w:rPr>
+            </w:pPr>
+            <w:r>
+              <w:rPr>
+                <w:sz w:val="24"/>
+                <w:szCs w:val="24"/>
+              </w:rPr>
+              <w:t>Время (с)</w:t>
+            </w:r>
+          </w:p>
+        </w:tc>
+        <w:tc>
+          <w:tcPr>
+            <w:tcW w:w="1496" w:type="dxa"/>
+          </w:tcPr>
+          <w:p>
+            <w:pPr>
+              <w:spacing w:line="360" w:lineRule="auto"/>
+              <w:contextualSpacing/>
+              <w:rPr>
+                <w:sz w:val="24"/>
+                <w:szCs w:val="24"/>
+              </w:rPr>
+            </w:pPr>
+            <w:r>
+              <w:rPr>
+                <w:sz w:val="24"/>
+                <w:szCs w:val="24"/>
+              </w:rPr>
+              <w:t>WCSS</w:t>
+            </w:r>
+          </w:p>
+        </w:tc>
+        <w:tc>
+          <w:tcPr>
+            <w:tcW w:w="2667" w:type="dxa"/>
+          </w:tcPr>
+          <w:p>
+            <w:pPr>
+              <w:spacing w:line="360" w:lineRule="auto"/>
+              <w:contextualSpacing/>
+              <w:rPr>
+                <w:sz w:val="24"/>
+                <w:szCs w:val="24"/>
+              </w:rPr>
+            </w:pPr>
+            <w:r>
+              <w:rPr>
+                <w:sz w:val="24"/>
+                <w:szCs w:val="24"/>
+              </w:rPr>
+              <w:t>Итерации</w:t>
+            </w:r>
+          </w:p>
+        </w:tc>
+      </w:tr>
+      <w:tr>
+        <w:tc>
+          <w:tcPr>
+            <w:tcW w:w="1637" w:type="dxa"/>
+          </w:tcPr>
+          <w:p>
+            <w:pPr>
+              <w:spacing w:line="360" w:lineRule="auto"/>
+              <w:contextualSpacing/>
+              <w:rPr>
+                <w:sz w:val="24"/>
+                <w:szCs w:val="24"/>
+              </w:rPr>
+            </w:pPr>
+            <w:r>
+              <w:rPr>
+                <w:sz w:val="24"/>
+                <w:szCs w:val="24"/>
+              </w:rPr>
+              <w:t>Алгоритмический</w:t>
+            </w:r>
+          </w:p>
+        </w:tc>
+        <w:tc>
+          <w:tcPr>
+            <w:tcW w:w="1173" w:type="dxa"/>
+          </w:tcPr>
+          <w:p>
+            <w:pPr>
+              <w:spacing w:line="360" w:lineRule="auto"/>
+              <w:contextualSpacing/>
+              <w:rPr>
+                <w:sz w:val="24"/>
+                <w:szCs w:val="24"/>
+              </w:rPr>
+            </w:pPr>
+            <w:r>
+              <w:rPr>
+                <w:sz w:val="24"/>
+                <w:szCs w:val="24"/>
+              </w:rPr>
+              <w:t>9</w:t>
+            </w:r>
+          </w:p>
+        </w:tc>
+        <w:tc>
+          <w:tcPr>
+            <w:tcW w:w="1329" w:type="dxa"/>
+          </w:tcPr>
+          <w:p>
+            <w:pPr>
+              <w:spacing w:line="360" w:lineRule="auto"/>
+              <w:contextualSpacing/>
+              <w:rPr>
+                <w:sz w:val="24"/>
+                <w:szCs w:val="24"/>
+              </w:rPr>
+            </w:pPr>
+            <w:r>
+              <w:rPr>
+                <w:sz w:val="24"/>
+                <w:szCs w:val="24"/>
+              </w:rPr>
+              <w:t>3</w:t>
+            </w:r>
+          </w:p>
+        </w:tc>
+        <w:tc>
+          <w:tcPr>
+            <w:tcW w:w="1196" w:type="dxa"/>
+          </w:tcPr>
+          <w:p>
+            <w:pPr>
+              <w:spacing w:line="360" w:lineRule="auto"/>
+              <w:contextualSpacing/>
+              <w:rPr>
+                <w:sz w:val="24"/>
+                <w:szCs w:val="24"/>
+              </w:rPr>
+            </w:pPr>
+            <w:r>
+              <w:rPr>
+                <w:sz w:val="24"/>
+                <w:szCs w:val="24"/>
+              </w:rPr>
+              <w:t>0.000654</w:t>
+            </w:r>
+          </w:p>
+        </w:tc>
+        <w:tc>
+          <w:tcPr>
+            <w:tcW w:w="1496" w:type="dxa"/>
+          </w:tcPr>
+          <w:p>
+            <w:pPr>
+              <w:spacing w:line="360" w:lineRule="auto"/>
+              <w:contextualSpacing/>
+              <w:rPr>
+                <w:sz w:val="24"/>
+                <w:szCs w:val="24"/>
+              </w:rPr>
+            </w:pPr>
+            <w:r>
+              <w:rPr>
+                <w:sz w:val="24"/>
+                <w:szCs w:val="24"/>
+              </w:rPr>
+              <w:t>11.00</w:t>
+            </w:r>
+          </w:p>
+        </w:tc>
+        <w:tc>
+          <w:tcPr>
+            <w:tcW w:w="2667" w:type="dxa"/>
+          </w:tcPr>
+          <w:p>
+            <w:pPr>
+              <w:spacing w:line="360" w:lineRule="auto"/>
+              <w:contextualSpacing/>
+              <w:rPr>
+                <w:sz w:val="24"/>
+                <w:szCs w:val="24"/>
+              </w:rPr>
+            </w:pPr>
+            <w:r>
+              <w:rPr>
+                <w:sz w:val="24"/>
+                <w:szCs w:val="24"/>
+              </w:rPr>
+              <w:t>-</w:t>
+            </w:r>
+          </w:p>
+        </w:tc>
+      </w:tr>
+      <w:tr>
+        <w:tc>
+          <w:tcPr>
+            <w:tcW w:w="1637" w:type="dxa"/>
+          </w:tcPr>
+          <w:p>
+            <w:pPr>
+              <w:spacing w:line="360" w:lineRule="auto"/>
+              <w:contextualSpacing/>
+              <w:rPr>
+                <w:sz w:val="24"/>
+                <w:szCs w:val="24"/>
+              </w:rPr>
+            </w:pPr>
+            <w:r>
+              <w:rPr>
+                <w:sz w:val="24"/>
+                <w:szCs w:val="24"/>
+              </w:rPr>
+              <w:t>K-средних</w:t>
+            </w:r>
+          </w:p>
+        </w:tc>
+        <w:tc>
+          <w:tcPr>
+            <w:tcW w:w="1173" w:type="dxa"/>
+          </w:tcPr>
+          <w:p>
+            <w:pPr>
+              <w:spacing w:line="360" w:lineRule="auto"/>
+              <w:contextualSpacing/>
+              <w:rPr>
+                <w:sz w:val="24"/>
+                <w:szCs w:val="24"/>
+              </w:rPr>
+            </w:pPr>
+            <w:r>
+              <w:rPr>
+                <w:sz w:val="24"/>
+                <w:szCs w:val="24"/>
+              </w:rPr>
+              <w:t>9</w:t>
+            </w:r>
+          </w:p>
+        </w:tc>
+        <w:tc>
+          <w:tcPr>
+            <w:tcW w:w="1329" w:type="dxa"/>
+          </w:tcPr>
+          <w:p>
+            <w:pPr>
+              <w:spacing w:line="360" w:lineRule="auto"/>
+              <w:contextualSpacing/>
+              <w:rPr>
+                <w:sz w:val="24"/>
+                <w:szCs w:val="24"/>
+              </w:rPr>
+            </w:pPr>
+            <w:r>
+              <w:rPr>
+                <w:sz w:val="24"/>
+                <w:szCs w:val="24"/>
+              </w:rPr>
+              <w:t>3</w:t>
+            </w:r>
+          </w:p>
+        </w:tc>
+        <w:tc>
+          <w:tcPr>
+            <w:tcW w:w="1196" w:type="dxa"/>
+          </w:tcPr>
+          <w:p>
+            <w:pPr>
+              <w:spacing w:line="360" w:lineRule="auto"/>
+              <w:contextualSpacing/>
+              <w:rPr>
+                <w:sz w:val="24"/>
+                <w:szCs w:val="24"/>
+              </w:rPr>
+            </w:pPr>
+            <w:r>
+              <w:rPr>
+                <w:sz w:val="24"/>
+                <w:szCs w:val="24"/>
+              </w:rPr>
+              <w:t>0.008176</w:t>
+            </w:r>
+          </w:p>
+        </w:tc>
+        <w:tc>
+          <w:tcPr>
+            <w:tcW w:w="1496" w:type="dxa"/>
+          </w:tcPr>
+          <w:p>
+            <w:pPr>
+              <w:spacing w:line="360" w:lineRule="auto"/>
+              <w:contextualSpacing/>
+              <w:rPr>
+                <w:sz w:val="24"/>
+                <w:szCs w:val="24"/>
+              </w:rPr>
+            </w:pPr>
+            <w:r>
+              <w:rPr>
+                <w:sz w:val="24"/>
+                <w:szCs w:val="24"/>
+              </w:rPr>
+              <w:t>4.67</w:t>
+            </w:r>
+          </w:p>
+        </w:tc>
+        <w:tc>
+          <w:tcPr>
+            <w:tcW w:w="2667" w:type="dxa"/>
+          </w:tcPr>
+          <w:p>
+            <w:pPr>
+              <w:spacing w:line="360" w:lineRule="auto"/>
+              <w:contextualSpacing/>
+              <w:rPr>
+                <w:sz w:val="24"/>
+                <w:szCs w:val="24"/>
+              </w:rPr>
+            </w:pPr>
+            <w:r>
+              <w:rPr>
+                <w:sz w:val="24"/>
+                <w:szCs w:val="24"/>
+              </w:rPr>
+              <w:t>3</w:t>
+            </w:r>
+          </w:p>
+        </w:tc>
+      </w:tr>
+      <w:tr>
+        <w:tc>
+          <w:tcPr>
+            <w:tcW w:w="1637" w:type="dxa"/>
+          </w:tcPr>
+          <w:p>
+            <w:pPr>
+              <w:spacing w:line="360" w:lineRule="auto"/>
+              <w:contextualSpacing/>
+              <w:rPr>
+                <w:sz w:val="24"/>
+                <w:szCs w:val="24"/>
+              </w:rPr>
+            </w:pPr>
+            <w:proofErr w:type="spellStart"/>
+            <w:r>
+              <w:rPr>
+                <w:sz w:val="24"/>
+                <w:szCs w:val="24"/>
+              </w:rPr>
+              <w:lastRenderedPageBreak/>
+              <w:t>Sklearn</w:t>
+            </w:r>
+            <w:proofErr w:type="spellEnd"/>
+            <w:r>
+              <w:rPr>
+                <w:sz w:val="24"/>
+                <w:szCs w:val="24"/>
+              </w:rPr>
+              <w:t xml:space="preserve"> </w:t>
+            </w:r>
+            <w:proofErr w:type="spellStart"/>
+            <w:r>
+              <w:rPr>
+                <w:sz w:val="24"/>
+                <w:szCs w:val="24"/>
+              </w:rPr>
+              <w:t>KMeans</w:t>
+            </w:r>
+            <w:proofErr w:type="spellEnd"/>
+          </w:p>
+        </w:tc>
+        <w:tc>
+          <w:tcPr>
+            <w:tcW w:w="1173" w:type="dxa"/>
+          </w:tcPr>
+          <w:p>
+            <w:pPr>
+              <w:spacing w:line="360" w:lineRule="auto"/>
+              <w:contextualSpacing/>
+              <w:rPr>
+                <w:sz w:val="24"/>
+                <w:szCs w:val="24"/>
+              </w:rPr>
+            </w:pPr>
+            <w:r>
+              <w:rPr>
+                <w:sz w:val="24"/>
+                <w:szCs w:val="24"/>
+              </w:rPr>
+              <w:t>9</w:t>
+            </w:r>
+          </w:p>
+        </w:tc>
+        <w:tc>
+          <w:tcPr>
+            <w:tcW w:w="1329" w:type="dxa"/>
+          </w:tcPr>
+          <w:p>
+            <w:pPr>
+              <w:spacing w:line="360" w:lineRule="auto"/>
+              <w:contextualSpacing/>
+              <w:rPr>
+                <w:sz w:val="24"/>
+                <w:szCs w:val="24"/>
+              </w:rPr>
+            </w:pPr>
+            <w:r>
+              <w:rPr>
+                <w:sz w:val="24"/>
+                <w:szCs w:val="24"/>
+              </w:rPr>
+              <w:t>3</w:t>
+            </w:r>
+          </w:p>
+        </w:tc>
+        <w:tc>
+          <w:tcPr>
+            <w:tcW w:w="1196" w:type="dxa"/>
+          </w:tcPr>
+          <w:p>
+            <w:pPr>
+              <w:spacing w:line="360" w:lineRule="auto"/>
+              <w:contextualSpacing/>
+              <w:rPr>
+                <w:sz w:val="24"/>
+                <w:szCs w:val="24"/>
+              </w:rPr>
+            </w:pPr>
+            <w:r>
+              <w:rPr>
+                <w:sz w:val="24"/>
+                <w:szCs w:val="24"/>
+              </w:rPr>
+              <w:t>0.188414</w:t>
+            </w:r>
+          </w:p>
+        </w:tc>
+        <w:tc>
+          <w:tcPr>
+            <w:tcW w:w="1496" w:type="dxa"/>
+          </w:tcPr>
+          <w:p>
+            <w:pPr>
+              <w:spacing w:line="360" w:lineRule="auto"/>
+              <w:contextualSpacing/>
+              <w:rPr>
+                <w:sz w:val="24"/>
+                <w:szCs w:val="24"/>
+              </w:rPr>
+            </w:pPr>
+            <w:r>
+              <w:rPr>
+                <w:sz w:val="24"/>
+                <w:szCs w:val="24"/>
+              </w:rPr>
+              <w:t>4.67</w:t>
+            </w:r>
+          </w:p>
+        </w:tc>
+        <w:tc>
+          <w:tcPr>
+            <w:tcW w:w="2667" w:type="dxa"/>
+          </w:tcPr>
+          <w:p>
+            <w:pPr>
+              <w:spacing w:line="360" w:lineRule="auto"/>
+              <w:contextualSpacing/>
+              <w:rPr>
+                <w:sz w:val="24"/>
+                <w:szCs w:val="24"/>
+              </w:rPr>
+            </w:pPr>
+            <w:r>
+              <w:rPr>
+                <w:sz w:val="24"/>
+                <w:szCs w:val="24"/>
+              </w:rPr>
+              <w:t>2</w:t>
+            </w:r>
+          </w:p>
+        </w:tc>
+      </w:tr>
+    </w:tbl>
+    <w:p>
+      <w:pPr>
+        <w:spacing w:before="240" w:after="240"/>
+        <w:jc w:val="both"/>
+        <w:rPr>
+          <w:rFonts w:ascii="Times New Roman" w:eastAsia="Times New Roman" w:hAnsi="Times New Roman" w:cs="Times New Roman"/>
+          <w:sz w:val="28"/>
+          <w:szCs w:val="28"/>
+          <w:lang w:val="ru-RU"/>
+        </w:rPr>
+      </w:pPr>
+    </w:p>
+    <w:p>
+      <w:pPr>
+        <w:spacing w:before="240" w:after="240"/>
+        <w:jc w:val="both"/>
+        <w:rPr>
+          <w:rFonts w:ascii="Times New Roman" w:eastAsia="Times New Roman" w:hAnsi="Times New Roman" w:cs="Times New Roman"/>
+          <w:i/>
+          <w:iCs/>
+          <w:sz w:val="24"/>
+          <w:szCs w:val="24"/>
+          <w:lang w:val="ru-RU"/>
+        </w:rPr>
+      </w:pPr>
+      <w:r>
+        <w:rPr>
+          <w:rFonts w:ascii="Times New Roman" w:eastAsia="Times New Roman" w:hAnsi="Times New Roman" w:cs="Times New Roman"/>
+          <w:i/>
+          <w:iCs/>
+          <w:sz w:val="24"/>
+          <w:szCs w:val="24"/>
+          <w:lang w:val="ru-RU"/>
+        </w:rPr>
+        <w:t>Таблица 2. По тесту 10.</w:t>
+      </w:r>
+    </w:p>
+    <w:tbl>
+      <w:tblPr>
+        <w:tblStyle w:val="ac"/>
+        <w:tblpPr w:leftFromText="180" w:rightFromText="180" w:vertAnchor="text" w:horzAnchor="margin" w:tblpX="-10" w:tblpY="170"/>
+        <w:tblW w:w="9498" w:type="dxa"/>
+        <w:tblLook w:val="04A0" w:firstRow="1" w:lastRow="0" w:firstColumn="1" w:lastColumn="0" w:noHBand="0" w:noVBand="1"/>
+      </w:tblPr>
+      <w:tblGrid>
+        <w:gridCol w:w="2200"/>
+        <w:gridCol w:w="1154"/>
+        <w:gridCol w:w="1329"/>
+        <w:gridCol w:w="1196"/>
+        <w:gridCol w:w="1348"/>
+        <w:gridCol w:w="2271"/>
+      </w:tblGrid>
+      <w:tr>
+        <w:tc>
+          <w:tcPr>
+            <w:tcW w:w="1637" w:type="dxa"/>
+          </w:tcPr>
+          <w:p>
+            <w:pPr>
+              <w:spacing w:line="360" w:lineRule="auto"/>
+              <w:contextualSpacing/>
+              <w:rPr>
+                <w:sz w:val="24"/>
+                <w:szCs w:val="24"/>
+              </w:rPr>
+            </w:pPr>
+            <w:r>
+              <w:rPr>
+                <w:sz w:val="24"/>
+                <w:szCs w:val="24"/>
+              </w:rPr>
+              <w:t>Метод</w:t>
+            </w:r>
+          </w:p>
+        </w:tc>
+        <w:tc>
+          <w:tcPr>
+            <w:tcW w:w="1178" w:type="dxa"/>
+          </w:tcPr>
+          <w:p>
+            <w:pPr>
+              <w:spacing w:line="360" w:lineRule="auto"/>
+              <w:contextualSpacing/>
+              <w:rPr>
+                <w:sz w:val="24"/>
+                <w:szCs w:val="24"/>
+              </w:rPr>
+            </w:pPr>
+            <w:r>
+              <w:rPr>
+                <w:sz w:val="24"/>
+                <w:szCs w:val="24"/>
+                <w:lang w:val="en-US"/>
+              </w:rPr>
+              <w:t>N-</w:t>
+            </w:r>
+            <w:r>
+              <w:rPr>
+                <w:sz w:val="24"/>
+                <w:szCs w:val="24"/>
+              </w:rPr>
+              <w:t xml:space="preserve"> городов</w:t>
+            </w:r>
+          </w:p>
+        </w:tc>
+        <w:tc>
+          <w:tcPr>
+            <w:tcW w:w="1329" w:type="dxa"/>
+          </w:tcPr>
+          <w:p>
+            <w:pPr>
+              <w:spacing w:line="360" w:lineRule="auto"/>
+              <w:contextualSpacing/>
+              <w:rPr>
+                <w:sz w:val="24"/>
+                <w:szCs w:val="24"/>
+              </w:rPr>
+            </w:pPr>
+            <w:r>
+              <w:rPr>
+                <w:sz w:val="24"/>
+                <w:szCs w:val="24"/>
+                <w:lang w:val="en-US"/>
+              </w:rPr>
+              <w:t>K -</w:t>
+            </w:r>
+            <w:r>
+              <w:rPr>
+                <w:sz w:val="24"/>
+                <w:szCs w:val="24"/>
+                <w:lang w:val="en-US"/>
+              </w:rPr>
+              <w:br/>
+            </w:r>
+            <w:r>
+              <w:rPr>
+                <w:sz w:val="24"/>
+                <w:szCs w:val="24"/>
+              </w:rPr>
+              <w:t>кластеров</w:t>
+            </w:r>
+          </w:p>
+        </w:tc>
+        <w:tc>
+          <w:tcPr>
+            <w:tcW w:w="1196" w:type="dxa"/>
+          </w:tcPr>
+          <w:p>
+            <w:pPr>
+              <w:spacing w:line="360" w:lineRule="auto"/>
+              <w:contextualSpacing/>
+              <w:rPr>
+                <w:sz w:val="24"/>
+                <w:szCs w:val="24"/>
+              </w:rPr>
+            </w:pPr>
+            <w:r>
+              <w:rPr>
+                <w:sz w:val="24"/>
+                <w:szCs w:val="24"/>
+              </w:rPr>
+              <w:t>Время (с)</w:t>
+            </w:r>
+          </w:p>
+        </w:tc>
+        <w:tc>
+          <w:tcPr>
+            <w:tcW w:w="1470" w:type="dxa"/>
+          </w:tcPr>
+          <w:p>
+            <w:pPr>
+              <w:spacing w:line="360" w:lineRule="auto"/>
+              <w:contextualSpacing/>
+              <w:rPr>
+                <w:sz w:val="24"/>
+                <w:szCs w:val="24"/>
+              </w:rPr>
+            </w:pPr>
+            <w:r>
+              <w:rPr>
+                <w:sz w:val="24"/>
+                <w:szCs w:val="24"/>
+              </w:rPr>
+              <w:t>WCSS</w:t>
+            </w:r>
+          </w:p>
+        </w:tc>
+        <w:tc>
+          <w:tcPr>
+            <w:tcW w:w="2688" w:type="dxa"/>
+          </w:tcPr>
+          <w:p>
+            <w:pPr>
+              <w:spacing w:line="360" w:lineRule="auto"/>
+              <w:contextualSpacing/>
+              <w:rPr>
+                <w:sz w:val="24"/>
+                <w:szCs w:val="24"/>
+              </w:rPr>
+            </w:pPr>
+            <w:r>
+              <w:rPr>
+                <w:sz w:val="24"/>
+                <w:szCs w:val="24"/>
+              </w:rPr>
+              <w:t>Итерации</w:t>
+            </w:r>
+          </w:p>
+        </w:tc>
+      </w:tr>
+      <w:tr>
+        <w:tc>
+          <w:tcPr>
+            <w:tcW w:w="1637" w:type="dxa"/>
+          </w:tcPr>
+          <w:p>
+            <w:pPr>
+              <w:spacing w:line="360" w:lineRule="auto"/>
+              <w:contextualSpacing/>
+              <w:rPr>
+                <w:sz w:val="24"/>
+                <w:szCs w:val="24"/>
+              </w:rPr>
+            </w:pPr>
+            <w:r>
+              <w:rPr>
+                <w:sz w:val="24"/>
+                <w:szCs w:val="24"/>
+              </w:rPr>
+              <w:t>Алгоритмический</w:t>
+            </w:r>
+          </w:p>
+        </w:tc>
+        <w:tc>
+          <w:tcPr>
+            <w:tcW w:w="1178" w:type="dxa"/>
+          </w:tcPr>
+          <w:p>
+            <w:pPr>
+              <w:spacing w:line="360" w:lineRule="auto"/>
+              <w:contextualSpacing/>
+              <w:rPr>
+                <w:sz w:val="24"/>
+                <w:szCs w:val="24"/>
+              </w:rPr>
+            </w:pPr>
+            <w:r>
+              <w:rPr>
+                <w:sz w:val="24"/>
+                <w:szCs w:val="24"/>
+              </w:rPr>
+              <w:t>100</w:t>
+            </w:r>
+          </w:p>
+        </w:tc>
+        <w:tc>
+          <w:tcPr>
+            <w:tcW w:w="1329" w:type="dxa"/>
+          </w:tcPr>
+          <w:p>
+            <w:pPr>
+              <w:spacing w:line="360" w:lineRule="auto"/>
+              <w:contextualSpacing/>
+              <w:rPr>
+                <w:sz w:val="24"/>
+                <w:szCs w:val="24"/>
+              </w:rPr>
+            </w:pPr>
+            <w:r>
+              <w:rPr>
+                <w:sz w:val="24"/>
+                <w:szCs w:val="24"/>
+              </w:rPr>
+              <w:t>3</w:t>
+            </w:r>
+          </w:p>
+        </w:tc>
+        <w:tc>
+          <w:tcPr>
+            <w:tcW w:w="1196" w:type="dxa"/>
+          </w:tcPr>
+          <w:p>
+            <w:pPr>
+              <w:spacing w:line="360" w:lineRule="auto"/>
+              <w:contextualSpacing/>
+              <w:rPr>
+                <w:sz w:val="24"/>
+                <w:szCs w:val="24"/>
+              </w:rPr>
+            </w:pPr>
+            <w:r>
+              <w:rPr>
+                <w:sz w:val="24"/>
+                <w:szCs w:val="24"/>
+              </w:rPr>
+              <w:t>0.003796</w:t>
+            </w:r>
+          </w:p>
+        </w:tc>
+        <w:tc>
+          <w:tcPr>
+            <w:tcW w:w="1470" w:type="dxa"/>
+          </w:tcPr>
+          <w:p>
+            <w:pPr>
+              <w:spacing w:line="360" w:lineRule="auto"/>
+              <w:contextualSpacing/>
+              <w:rPr>
+                <w:sz w:val="24"/>
+                <w:szCs w:val="24"/>
+              </w:rPr>
+            </w:pPr>
+            <w:r>
+              <w:rPr>
+                <w:sz w:val="24"/>
+                <w:szCs w:val="24"/>
+              </w:rPr>
+              <w:t>1266.60</w:t>
+            </w:r>
+          </w:p>
+        </w:tc>
+        <w:tc>
+          <w:tcPr>
+            <w:tcW w:w="2688" w:type="dxa"/>
+          </w:tcPr>
+          <w:p>
+            <w:pPr>
+              <w:spacing w:line="360" w:lineRule="auto"/>
+              <w:contextualSpacing/>
+              <w:rPr>
+                <w:sz w:val="24"/>
+                <w:szCs w:val="24"/>
+              </w:rPr>
+            </w:pPr>
+            <w:r>
+              <w:rPr>
+                <w:sz w:val="24"/>
+                <w:szCs w:val="24"/>
+              </w:rPr>
+              <w:t>-</w:t>
+            </w:r>
+          </w:p>
+        </w:tc>
+      </w:tr>
+      <w:tr>
+        <w:tc>
+          <w:tcPr>
+            <w:tcW w:w="1637" w:type="dxa"/>
+          </w:tcPr>
+          <w:p>
+            <w:pPr>
+              <w:spacing w:line="360" w:lineRule="auto"/>
+              <w:contextualSpacing/>
+              <w:rPr>
+                <w:sz w:val="24"/>
+                <w:szCs w:val="24"/>
+              </w:rPr>
+            </w:pPr>
+            <w:r>
+              <w:rPr>
+                <w:sz w:val="24"/>
+                <w:szCs w:val="24"/>
+              </w:rPr>
+              <w:t>K-средних</w:t>
+            </w:r>
+          </w:p>
+        </w:tc>
+        <w:tc>
+          <w:tcPr>
+            <w:tcW w:w="1178" w:type="dxa"/>
+          </w:tcPr>
+          <w:p>
+            <w:pPr>
+              <w:spacing w:line="360" w:lineRule="auto"/>
+              <w:contextualSpacing/>
+              <w:rPr>
+                <w:sz w:val="24"/>
+                <w:szCs w:val="24"/>
+              </w:rPr>
+            </w:pPr>
+            <w:r>
+              <w:rPr>
+                <w:sz w:val="24"/>
+                <w:szCs w:val="24"/>
+              </w:rPr>
+              <w:t>100</w:t>
+            </w:r>
+          </w:p>
+        </w:tc>
+        <w:tc>
+          <w:tcPr>
+            <w:tcW w:w="1329" w:type="dxa"/>
+          </w:tcPr>
+          <w:p>
+            <w:pPr>
+              <w:spacing w:line="360" w:lineRule="auto"/>
+              <w:contextualSpacing/>
+              <w:rPr>
+                <w:sz w:val="24"/>
+                <w:szCs w:val="24"/>
+              </w:rPr>
+            </w:pPr>
+            <w:r>
+              <w:rPr>
+                <w:sz w:val="24"/>
+                <w:szCs w:val="24"/>
+              </w:rPr>
+              <w:t>3</w:t>
+            </w:r>
+          </w:p>
+        </w:tc>
+        <w:tc>
+          <w:tcPr>
+            <w:tcW w:w="1196" w:type="dxa"/>
+          </w:tcPr>
+          <w:p>
+            <w:pPr>
+              <w:spacing w:line="360" w:lineRule="auto"/>
+              <w:contextualSpacing/>
+              <w:rPr>
+                <w:sz w:val="24"/>
+                <w:szCs w:val="24"/>
+              </w:rPr>
+            </w:pPr>
+            <w:r>
+              <w:rPr>
+                <w:sz w:val="24"/>
+                <w:szCs w:val="24"/>
+              </w:rPr>
+              <w:t>0.004423</w:t>
+            </w:r>
+          </w:p>
+        </w:tc>
+        <w:tc>
+          <w:tcPr>
+            <w:tcW w:w="1470" w:type="dxa"/>
+          </w:tcPr>
+          <w:p>
+            <w:pPr>
+              <w:spacing w:line="360" w:lineRule="auto"/>
+              <w:contextualSpacing/>
+              <w:rPr>
+                <w:sz w:val="24"/>
+                <w:szCs w:val="24"/>
+              </w:rPr>
+            </w:pPr>
+            <w:r>
+              <w:rPr>
+                <w:sz w:val="24"/>
+                <w:szCs w:val="24"/>
+              </w:rPr>
+              <w:t>386.80</w:t>
+            </w:r>
+          </w:p>
+        </w:tc>
+        <w:tc>
+          <w:tcPr>
+            <w:tcW w:w="2688" w:type="dxa"/>
+          </w:tcPr>
+          <w:p>
+            <w:pPr>
+              <w:spacing w:line="360" w:lineRule="auto"/>
+              <w:contextualSpacing/>
+              <w:rPr>
+                <w:sz w:val="24"/>
+                <w:szCs w:val="24"/>
+              </w:rPr>
+            </w:pPr>
+            <w:r>
+              <w:rPr>
+                <w:sz w:val="24"/>
+                <w:szCs w:val="24"/>
+              </w:rPr>
+              <w:t>2</w:t>
+            </w:r>
+          </w:p>
+        </w:tc>
+      </w:tr>
+      <w:tr>
+        <w:tc>
+          <w:tcPr>
+            <w:tcW w:w="1637" w:type="dxa"/>
+          </w:tcPr>
+          <w:p>
+            <w:pPr>
+              <w:spacing w:line="360" w:lineRule="auto"/>
+              <w:contextualSpacing/>
+              <w:rPr>
+                <w:sz w:val="24"/>
+                <w:szCs w:val="24"/>
+              </w:rPr>
+            </w:pPr>
+            <w:proofErr w:type="spellStart"/>
+            <w:r>
+              <w:rPr>
+                <w:sz w:val="24"/>
+                <w:szCs w:val="24"/>
+              </w:rPr>
+              <w:t>Sklearn</w:t>
+            </w:r>
+            <w:proofErr w:type="spellEnd"/>
+            <w:r>
+              <w:rPr>
+                <w:sz w:val="24"/>
+                <w:szCs w:val="24"/>
+              </w:rPr>
+              <w:t xml:space="preserve"> </w:t>
+            </w:r>
+            <w:proofErr w:type="spellStart"/>
+            <w:r>
+              <w:rPr>
+                <w:sz w:val="24"/>
+                <w:szCs w:val="24"/>
+              </w:rPr>
+              <w:t>KMeans</w:t>
+            </w:r>
+            <w:proofErr w:type="spellEnd"/>
+          </w:p>
+        </w:tc>
+        <w:tc>
+          <w:tcPr>
+            <w:tcW w:w="1178" w:type="dxa"/>
+          </w:tcPr>
+          <w:p>
+            <w:pPr>
+              <w:spacing w:line="360" w:lineRule="auto"/>
+              <w:contextualSpacing/>
+              <w:rPr>
+                <w:sz w:val="24"/>
+                <w:szCs w:val="24"/>
+              </w:rPr>
+            </w:pPr>
+            <w:r>
+              <w:rPr>
+                <w:sz w:val="24"/>
+                <w:szCs w:val="24"/>
+              </w:rPr>
+              <w:t>100</w:t>
+            </w:r>
+          </w:p>
+        </w:tc>
+        <w:tc>
+          <w:tcPr>
+            <w:tcW w:w="1329" w:type="dxa"/>
+          </w:tcPr>
+          <w:p>
+            <w:pPr>
+              <w:spacing w:line="360" w:lineRule="auto"/>
+              <w:contextualSpacing/>
+              <w:rPr>
+                <w:sz w:val="24"/>
+                <w:szCs w:val="24"/>
+              </w:rPr>
+            </w:pPr>
+            <w:r>
+              <w:rPr>
+                <w:sz w:val="24"/>
+                <w:szCs w:val="24"/>
+              </w:rPr>
+              <w:t>3</w:t>
+            </w:r>
+          </w:p>
+        </w:tc>
+        <w:tc>
+          <w:tcPr>
+            <w:tcW w:w="1196" w:type="dxa"/>
+          </w:tcPr>
+          <w:p>
+            <w:pPr>
+              <w:spacing w:line="360" w:lineRule="auto"/>
+              <w:contextualSpacing/>
+              <w:rPr>
+                <w:sz w:val="24"/>
+                <w:szCs w:val="24"/>
+              </w:rPr>
+            </w:pPr>
+            <w:r>
+              <w:rPr>
+                <w:sz w:val="24"/>
+                <w:szCs w:val="24"/>
+              </w:rPr>
+              <w:t>0.206597</w:t>
+            </w:r>
+          </w:p>
+        </w:tc>
+        <w:tc>
+          <w:tcPr>
+            <w:tcW w:w="1470" w:type="dxa"/>
+          </w:tcPr>
+          <w:p>
+            <w:pPr>
+              <w:spacing w:line="360" w:lineRule="auto"/>
+              <w:contextualSpacing/>
+              <w:rPr>
+                <w:sz w:val="24"/>
+                <w:szCs w:val="24"/>
+              </w:rPr>
+            </w:pPr>
+            <w:r>
+              <w:rPr>
+                <w:sz w:val="24"/>
+                <w:szCs w:val="24"/>
+              </w:rPr>
+              <w:t>386.80</w:t>
+            </w:r>
+          </w:p>
+        </w:tc>
+        <w:tc>
+          <w:tcPr>
+            <w:tcW w:w="2688" w:type="dxa"/>
+          </w:tcPr>
+          <w:p>
+            <w:pPr>
+              <w:spacing w:line="360" w:lineRule="auto"/>
+              <w:contextualSpacing/>
+              <w:rPr>
+                <w:sz w:val="24"/>
+                <w:szCs w:val="24"/>
+              </w:rPr>
+            </w:pPr>
+            <w:r>
+              <w:rPr>
+                <w:sz w:val="24"/>
+                <w:szCs w:val="24"/>
+              </w:rPr>
+              <w:t>2</w:t>
+            </w:r>
+          </w:p>
+        </w:tc>
+      </w:tr>
+    </w:tbl>
+    <w:p>
+      <w:pPr>
+        <w:spacing w:before="240" w:after="240"/>
+        <w:jc w:val="both"/>
         <w:rPr>
           <w:rFonts w:ascii="Times New Roman" w:eastAsia="Times New Roman" w:hAnsi="Times New Roman" w:cs="Times New Roman"/>
           <w:b/>
@@ -11885,35 +13157,59 @@
           <w:szCs w:val="28"/>
           <w:lang w:val="ru-RU"/>
         </w:rPr>
-        <w:t>Метод локтя</w:t>
-      </w:r>
+      </w:pPr>
     </w:p>
     <w:p>
       <w:pPr>
         <w:spacing w:before="240" w:after="240"/>
         <w:jc w:val="both"/>
-        <w:rPr>
-          <w:rFonts w:ascii="Times New Roman" w:eastAsia="Times New Roman" w:hAnsi="Times New Roman" w:cs="Times New Roman"/>
-          <w:sz w:val="28"/>
-          <w:szCs w:val="28"/>
-          <w:lang w:val="ru-RU"/>
-        </w:rPr>
-      </w:pPr>
-      <w:r>
-        <w:rPr>
-          <w:rFonts w:ascii="Times New Roman" w:eastAsia="Times New Roman" w:hAnsi="Times New Roman" w:cs="Times New Roman"/>
-          <w:sz w:val="28"/>
-          <w:szCs w:val="28"/>
-        </w:rPr>
-        <w:t>Для набора теста 10 был построен график зависимости WCSS от K. Автоматический алгоритм, основанный на поиске точки максимального удаления от прямой, соединяющей первую и последнюю точки графика, определил оптимальное число кластеров как </w:t>
-      </w:r>
-      <w:r>
         <w:rPr>
           <w:rFonts w:ascii="Times New Roman" w:eastAsia="Times New Roman" w:hAnsi="Times New Roman" w:cs="Times New Roman"/>
           <w:b/>
           <w:bCs/>
           <w:sz w:val="28"/>
           <w:szCs w:val="28"/>
+          <w:lang w:val="ru-RU"/>
+        </w:rPr>
+      </w:pPr>
+      <w:r>
+        <w:rPr>
+          <w:rFonts w:ascii="Times New Roman" w:eastAsia="Times New Roman" w:hAnsi="Times New Roman" w:cs="Times New Roman"/>
+          <w:b/>
+          <w:bCs/>
+          <w:sz w:val="28"/>
+          <w:szCs w:val="28"/>
+          <w:lang w:val="ru-RU"/>
+        </w:rPr>
+        <w:t>Метод локтя</w:t>
+      </w:r>
+    </w:p>
+    <w:p>
+      <w:pPr>
+        <w:spacing w:before="240" w:after="240"/>
+        <w:jc w:val="both"/>
+        <w:rPr>
+          <w:rFonts w:ascii="Times New Roman" w:eastAsia="Times New Roman" w:hAnsi="Times New Roman" w:cs="Times New Roman"/>
+          <w:sz w:val="28"/>
+          <w:szCs w:val="28"/>
+          <w:lang w:val="ru-RU"/>
+        </w:rPr>
+      </w:pPr>
+      <w:r>
+        <w:rPr>
+          <w:rFonts w:ascii="Times New Roman" w:eastAsia="Times New Roman" w:hAnsi="Times New Roman" w:cs="Times New Roman"/>
+          <w:sz w:val="28"/>
+          <w:szCs w:val="28"/>
+        </w:rPr>
+        <w:t>Для набора теста 10 был построен график зависимости WCSS от K. Автоматический алгоритм, основанный на поиске точки максимального удаления от прямой, соединяющей первую и последнюю точки графика, определил оптимальное число кластеров как </w:t>
+      </w:r>
+      <w:r>
+        <w:rPr>
+          <w:rFonts w:ascii="Times New Roman" w:eastAsia="Times New Roman" w:hAnsi="Times New Roman" w:cs="Times New Roman"/>
+          <w:b/>
+          <w:bCs/>
+          <w:sz w:val="28"/>
+          <w:szCs w:val="28"/>
         </w:rPr>
         <w:t>K = 3</w:t>
       </w:r>
@@ -11923,16 +13219,7 @@
           <w:sz w:val="28"/>
           <w:szCs w:val="28"/>
         </w:rPr>
-        <w:t xml:space="preserve">, что совпадает с истинным количеством кластеров в данных. Это подтверждает </w:t>
-      </w:r>
-      <w:r>
-        <w:rPr>
-          <w:rFonts w:ascii="Times New Roman" w:eastAsia="Times New Roman" w:hAnsi="Times New Roman" w:cs="Times New Roman"/>
-          <w:sz w:val="28"/>
-          <w:szCs w:val="28"/>
-        </w:rPr>
-        <w:lastRenderedPageBreak/>
-        <w:t>корректность</w:t>
+        <w:t>, что совпадает с истинным количеством кластеров в данных. Это подтверждает корректность</w:t>
       </w:r>
       <w:r>
         <w:rPr>
@@ -12284,7 +13571,6 @@
           <w:szCs w:val="28"/>
           <w:lang w:val="ru-RU"/>
         </w:rPr>
-        <w:lastRenderedPageBreak/>
         <w:t>Метод локтя успешно применён для автоматического выбора оптимального числа кластеров: для набора с тремя сгенерированными кластерами программа определила K = 3, что соответствует ожидаемому результату.</w:t>
       </w:r>
     </w:p>
@@ -12430,27 +13716,7 @@
             <w:szCs w:val="24"/>
             <w:lang w:val="ru-RU"/>
           </w:rPr>
-          <w:t>https://github.com/Semiys/CUU_LABS/tree/main/L</w:t>
-        </w:r>
-        <w:r>
-          <w:rPr>
-            <w:rStyle w:val="a9"/>
-            <w:rFonts w:ascii="Times New Roman" w:eastAsia="Times New Roman" w:hAnsi="Times New Roman" w:cs="Times New Roman"/>
-            <w:sz w:val="24"/>
-            <w:szCs w:val="24"/>
-            <w:lang w:val="ru-RU"/>
-          </w:rPr>
-          <w:t>a</w:t>
-        </w:r>
-        <w:r>
-          <w:rPr>
-            <w:rStyle w:val="a9"/>
-            <w:rFonts w:ascii="Times New Roman" w:eastAsia="Times New Roman" w:hAnsi="Times New Roman" w:cs="Times New Roman"/>
-            <w:sz w:val="24"/>
-            <w:szCs w:val="24"/>
-            <w:lang w:val="ru-RU"/>
-          </w:rPr>
-          <w:t>b2</w:t>
+          <w:t>https://github.com/Semiys/CUU_LABS/tree/main/Lab2</w:t>
         </w:r>
       </w:hyperlink>
     </w:p>
@@ -17787,6 +19053,7 @@
   <w:style w:type="paragraph" w:default="1" w:styleId="a">
     <w:name w:val="Normal"/>
     <w:qFormat/>
+    <w:rsid w:val="00C06332"/>
   </w:style>
   <w:style w:type="paragraph" w:styleId="1">
     <w:name w:val="heading 1"/>
@@ -18108,6 +19375,53 @@
     <w:rPr>
       <w:color w:val="800080" w:themeColor="followedHyperlink"/>
       <w:u w:val="single"/>
+    </w:rPr>
+  </w:style>
+  <w:style w:type="table" w:styleId="ac">
+    <w:name w:val="Table Grid"/>
+    <w:basedOn w:val="a1"/>
+    <w:uiPriority w:val="39"/>
+    <w:rsid w:val="00A038DC"/>
+    <w:pPr>
+      <w:spacing w:line="240" w:lineRule="auto"/>
+    </w:pPr>
+    <w:rPr>
+      <w:rFonts w:asciiTheme="minorHAnsi" w:eastAsiaTheme="minorHAnsi" w:hAnsiTheme="minorHAnsi" w:cstheme="minorBidi"/>
+      <w:lang w:val="ru-RU" w:eastAsia="en-US"/>
+    </w:rPr>
+    <w:tblPr>
+      <w:tblBorders>
+        <w:top w:val="single" w:sz="4" w:space="0" w:color="auto"/>
+        <w:left w:val="single" w:sz="4" w:space="0" w:color="auto"/>
+        <w:bottom w:val="single" w:sz="4" w:space="0" w:color="auto"/>
+        <w:right w:val="single" w:sz="4" w:space="0" w:color="auto"/>
+        <w:insideH w:val="single" w:sz="4" w:space="0" w:color="auto"/>
+        <w:insideV w:val="single" w:sz="4" w:space="0" w:color="auto"/>
+      </w:tblBorders>
+    </w:tblPr>
+  </w:style>
+  <w:style w:type="paragraph" w:styleId="ad">
+    <w:name w:val="caption"/>
+    <w:basedOn w:val="a"/>
+    <w:next w:val="a"/>
+    <w:uiPriority w:val="35"/>
+    <w:unhideWhenUsed/>
+    <w:qFormat/>
+    <w:rsid w:val="00A038DC"/>
+    <w:pPr>
+      <w:widowControl w:val="0"/>
+      <w:autoSpaceDE w:val="0"/>
+      <w:autoSpaceDN w:val="0"/>
+      <w:spacing w:after="200" w:line="240" w:lineRule="auto"/>
+    </w:pPr>
+    <w:rPr>
+      <w:rFonts w:ascii="Times New Roman" w:eastAsia="Times New Roman" w:hAnsi="Times New Roman" w:cs="Times New Roman"/>
+      <w:i/>
+      <w:iCs/>
+      <w:color w:val="1F497D" w:themeColor="text2"/>
+      <w:sz w:val="18"/>
+      <w:szCs w:val="18"/>
+      <w:lang w:val="ru-RU" w:bidi="ru-RU"/>
     </w:rPr>
   </w:style>
 </w:styles>
